--- a/floor-meeting-2026-10.docx
+++ b/floor-meeting-2026-10.docx
@@ -195,7 +195,7 @@
           <w:color w:val="1A1A1A"/>
           <w:sz w:val="21"/>
         </w:rPr>
-        <w:t>分別区分は（　　　　　　　）に掲示している。判断に迷う場合は確認してから捨てること</w:t>
+        <w:t>分別区分は各階のゴミ捨て場に掲示している。判断に迷う場合は確認してから捨てること</w:t>
       </w:r>
     </w:p>
     <w:p>
